--- a/docs/YDN_Init_tasks.docx
+++ b/docs/YDN_Init_tasks.docx
@@ -127,13 +127,11 @@
         </w:numPr>
       </w:pPr>
       <w:r>
-        <w:t xml:space="preserve">Connect to </w:t>
-      </w:r>
-      <w:proofErr w:type="spellStart"/>
-      <w:r>
-        <w:t>Github</w:t>
-      </w:r>
-      <w:proofErr w:type="spellEnd"/>
+        <w:t xml:space="preserve">Install </w:t>
+      </w:r>
+      <w:r>
+        <w:t>system packages</w:t>
+      </w:r>
     </w:p>
     <w:p>
       <w:pPr>
@@ -144,7 +142,36 @@
         </w:numPr>
       </w:pPr>
       <w:r>
-        <w:t>Asda</w:t>
+        <w:t>Sudo apt update</w:t>
+      </w:r>
+    </w:p>
+    <w:p>
+      <w:pPr>
+        <w:pStyle w:val="p1"/>
+        <w:numPr>
+          <w:ilvl w:val="1"/>
+          <w:numId w:val="3"/>
+        </w:numPr>
+      </w:pPr>
+      <w:r>
+        <w:t>Sudo apt install python3-pip</w:t>
+      </w:r>
+    </w:p>
+    <w:p>
+      <w:pPr>
+        <w:pStyle w:val="p1"/>
+        <w:numPr>
+          <w:ilvl w:val="1"/>
+          <w:numId w:val="3"/>
+        </w:numPr>
+      </w:pPr>
+      <w:proofErr w:type="spellStart"/>
+      <w:r>
+        <w:t>sudo</w:t>
+      </w:r>
+      <w:proofErr w:type="spellEnd"/>
+      <w:r>
+        <w:t xml:space="preserve"> apt install python3-yaml</w:t>
       </w:r>
     </w:p>
     <w:p>
@@ -156,11 +183,13 @@
         </w:numPr>
       </w:pPr>
       <w:r>
-        <w:t xml:space="preserve">Install necessary </w:t>
-      </w:r>
-      <w:r>
-        <w:t>packages</w:t>
-      </w:r>
+        <w:t xml:space="preserve">Connect to </w:t>
+      </w:r>
+      <w:proofErr w:type="spellStart"/>
+      <w:r>
+        <w:t>Github</w:t>
+      </w:r>
+      <w:proofErr w:type="spellEnd"/>
     </w:p>
     <w:p>
       <w:pPr>
@@ -172,12 +201,17 @@
       </w:pPr>
       <w:proofErr w:type="spellStart"/>
       <w:r>
-        <w:t>sudo</w:t>
+        <w:t>mkdir</w:t>
       </w:r>
       <w:proofErr w:type="spellEnd"/>
       <w:r>
-        <w:t xml:space="preserve"> apt install python3-yaml</w:t>
-      </w:r>
+        <w:t xml:space="preserve"> </w:t>
+      </w:r>
+      <w:proofErr w:type="spellStart"/>
+      <w:r>
+        <w:t>ydn</w:t>
+      </w:r>
+      <w:proofErr w:type="spellEnd"/>
     </w:p>
     <w:p>
       <w:pPr>
@@ -187,14 +221,14 @@
           <w:numId w:val="3"/>
         </w:numPr>
       </w:pPr>
-      <w:r>
-        <w:t xml:space="preserve">pip install </w:t>
-      </w:r>
       <w:proofErr w:type="spellStart"/>
       <w:r>
-        <w:t>pyserial</w:t>
+        <w:t>sudo</w:t>
       </w:r>
       <w:proofErr w:type="spellEnd"/>
+      <w:r>
+        <w:t xml:space="preserve"> apt install git</w:t>
+      </w:r>
     </w:p>
     <w:p>
       <w:pPr>
@@ -205,7 +239,38 @@
         </w:numPr>
       </w:pPr>
       <w:r>
-        <w:t>pip install adafruit-circuitpython-bme680</w:t>
+        <w:rPr>
+          <w:rStyle w:val="s1"/>
+          <w:rFonts w:eastAsiaTheme="majorEastAsia"/>
+        </w:rPr>
+        <w:t>git clone https:</w:t>
+      </w:r>
+      <w:r>
+        <w:t>//github.com/</w:t>
+      </w:r>
+      <w:r>
+        <w:t>edn-cpu</w:t>
+      </w:r>
+      <w:r>
+        <w:t>/</w:t>
+      </w:r>
+      <w:r>
+        <w:t>YDN</w:t>
+      </w:r>
+      <w:r>
+        <w:t>.git</w:t>
+      </w:r>
+    </w:p>
+    <w:p>
+      <w:pPr>
+        <w:pStyle w:val="p1"/>
+        <w:numPr>
+          <w:ilvl w:val="0"/>
+          <w:numId w:val="3"/>
+        </w:numPr>
+      </w:pPr>
+      <w:r>
+        <w:t>Set the station</w:t>
       </w:r>
     </w:p>
     <w:p>
@@ -217,13 +282,33 @@
         </w:numPr>
       </w:pPr>
       <w:r>
-        <w:t xml:space="preserve">pip install </w:t>
+        <w:t>Station/configs/</w:t>
       </w:r>
       <w:proofErr w:type="spellStart"/>
       <w:r>
-        <w:t>adafruit-blinka</w:t>
+        <w:t>config.yaml</w:t>
       </w:r>
       <w:proofErr w:type="spellEnd"/>
+    </w:p>
+    <w:p>
+      <w:pPr>
+        <w:pStyle w:val="p1"/>
+        <w:numPr>
+          <w:ilvl w:val="2"/>
+          <w:numId w:val="3"/>
+        </w:numPr>
+      </w:pPr>
+      <w:r>
+        <w:t xml:space="preserve">Set </w:t>
+      </w:r>
+      <w:proofErr w:type="spellStart"/>
+      <w:r>
+        <w:t>node_id</w:t>
+      </w:r>
+      <w:proofErr w:type="spellEnd"/>
+      <w:r>
+        <w:t xml:space="preserve"> to # this station will be in chain</w:t>
+      </w:r>
     </w:p>
     <w:p>
       <w:pPr>
@@ -232,6 +317,113 @@
           <w:ilvl w:val="0"/>
           <w:numId w:val="3"/>
         </w:numPr>
+      </w:pPr>
+      <w:r>
+        <w:t>Enable I2C and UART</w:t>
+      </w:r>
+    </w:p>
+    <w:p>
+      <w:pPr>
+        <w:pStyle w:val="p1"/>
+        <w:numPr>
+          <w:ilvl w:val="1"/>
+          <w:numId w:val="3"/>
+        </w:numPr>
+      </w:pPr>
+      <w:proofErr w:type="spellStart"/>
+      <w:r>
+        <w:t>sudo</w:t>
+      </w:r>
+      <w:proofErr w:type="spellEnd"/>
+      <w:r>
+        <w:t xml:space="preserve"> </w:t>
+      </w:r>
+      <w:proofErr w:type="spellStart"/>
+      <w:r>
+        <w:t>raspi</w:t>
+      </w:r>
+      <w:proofErr w:type="spellEnd"/>
+      <w:r>
+        <w:t xml:space="preserve">-config </w:t>
+      </w:r>
+      <w:proofErr w:type="spellStart"/>
+      <w:r>
+        <w:t>nonint</w:t>
+      </w:r>
+      <w:proofErr w:type="spellEnd"/>
+      <w:r>
+        <w:t xml:space="preserve"> do_i2c 0</w:t>
+      </w:r>
+    </w:p>
+    <w:p>
+      <w:pPr>
+        <w:pStyle w:val="p1"/>
+        <w:numPr>
+          <w:ilvl w:val="1"/>
+          <w:numId w:val="3"/>
+        </w:numPr>
+      </w:pPr>
+      <w:proofErr w:type="spellStart"/>
+      <w:r>
+        <w:t>sudo</w:t>
+      </w:r>
+      <w:proofErr w:type="spellEnd"/>
+      <w:r>
+        <w:t xml:space="preserve"> </w:t>
+      </w:r>
+      <w:proofErr w:type="spellStart"/>
+      <w:r>
+        <w:t>raspi</w:t>
+      </w:r>
+      <w:proofErr w:type="spellEnd"/>
+      <w:r>
+        <w:t xml:space="preserve">-config </w:t>
+      </w:r>
+      <w:proofErr w:type="spellStart"/>
+      <w:r>
+        <w:t>nonint</w:t>
+      </w:r>
+      <w:proofErr w:type="spellEnd"/>
+      <w:r>
+        <w:t xml:space="preserve"> </w:t>
+      </w:r>
+      <w:proofErr w:type="spellStart"/>
+      <w:r>
+        <w:t>do_serial</w:t>
+      </w:r>
+      <w:proofErr w:type="spellEnd"/>
+      <w:r>
+        <w:t xml:space="preserve"> 0</w:t>
+      </w:r>
+    </w:p>
+    <w:p>
+      <w:pPr>
+        <w:pStyle w:val="p1"/>
+        <w:numPr>
+          <w:ilvl w:val="0"/>
+          <w:numId w:val="3"/>
+        </w:numPr>
+      </w:pPr>
+      <w:r>
+        <w:t>Install Python packages</w:t>
+      </w:r>
+    </w:p>
+    <w:p>
+      <w:pPr>
+        <w:pStyle w:val="p1"/>
+        <w:numPr>
+          <w:ilvl w:val="1"/>
+          <w:numId w:val="3"/>
+        </w:numPr>
+      </w:pPr>
+      <w:r>
+        <w:t>pip3 install -r requirements.txt</w:t>
+      </w:r>
+    </w:p>
+    <w:p>
+      <w:pPr>
+        <w:pStyle w:val="p1"/>
+        <w:ind w:left="1440"/>
       </w:pPr>
     </w:p>
     <w:p>
@@ -601,7 +793,7 @@
         <w:ind w:left="1440" w:hanging="360"/>
       </w:pPr>
     </w:lvl>
-    <w:lvl w:ilvl="2" w:tplc="0409001B" w:tentative="1">
+    <w:lvl w:ilvl="2" w:tplc="0409001B">
       <w:start w:val="1"/>
       <w:numFmt w:val="lowerRoman"/>
       <w:lvlText w:val="%3."/>
@@ -1607,6 +1799,11 @@
       <w14:ligatures w14:val="none"/>
     </w:rPr>
   </w:style>
+  <w:style w:type="character" w:customStyle="1" w:styleId="s1">
+    <w:name w:val="s1"/>
+    <w:basedOn w:val="DefaultParagraphFont"/>
+    <w:rsid w:val="004245D1"/>
+  </w:style>
 </w:styles>
 </file>
 
